--- a/Milestone 1/Mona's Lit review.docx
+++ b/Milestone 1/Mona's Lit review.docx
@@ -181,25 +181,7 @@
           <w:sz w:val="36"/>
           <w:szCs w:val="36"/>
         </w:rPr>
-        <w:t xml:space="preserve"> (</w:t>
-      </w:r>
-      <w:proofErr w:type="gramStart"/>
-      <w:r>
-        <w:rPr>
-          <w:rFonts w:ascii="MinionStd-Black" w:hAnsi="MinionStd-Black" w:cs="MinionStd-Black"/>
-          <w:sz w:val="36"/>
-          <w:szCs w:val="36"/>
-        </w:rPr>
-        <w:t>honestly</w:t>
-      </w:r>
-      <w:proofErr w:type="gramEnd"/>
-      <w:r>
-        <w:rPr>
-          <w:rFonts w:ascii="MinionStd-Black" w:hAnsi="MinionStd-Black" w:cs="MinionStd-Black"/>
-          <w:sz w:val="36"/>
-          <w:szCs w:val="36"/>
-        </w:rPr>
-        <w:t xml:space="preserve"> I don’t know)</w:t>
+        <w:t xml:space="preserve"> (honestly I don’t know)</w:t>
       </w:r>
     </w:p>
     <w:p>
@@ -416,6 +398,84 @@
     <w:p>
       <w:pPr>
         <w:rPr>
+          <w:rFonts w:ascii="MinionStd-Black" w:hAnsi="MinionStd-Black" w:cs="MinionStd-Black"/>
+          <w:sz w:val="36"/>
+          <w:szCs w:val="36"/>
+        </w:rPr>
+      </w:pPr>
+      <w:r>
+        <w:rPr>
+          <w:rFonts w:ascii="MinionStd-Black" w:hAnsi="MinionStd-Black" w:cs="MinionStd-Black"/>
+          <w:sz w:val="36"/>
+          <w:szCs w:val="36"/>
+        </w:rPr>
+        <w:t>The objective function</w:t>
+      </w:r>
+      <w:r>
+        <w:rPr>
+          <w:rFonts w:ascii="MinionStd-Black" w:hAnsi="MinionStd-Black" w:cs="MinionStd-Black"/>
+          <w:sz w:val="36"/>
+          <w:szCs w:val="36"/>
+        </w:rPr>
+        <w:t>:</w:t>
+      </w:r>
+    </w:p>
+    <w:p>
+      <w:pPr>
+        <w:rPr>
+          <w:rFonts w:ascii="MinionStd-Black" w:hAnsi="MinionStd-Black" w:cs="MinionStd-Black"/>
+          <w:sz w:val="36"/>
+          <w:szCs w:val="36"/>
+        </w:rPr>
+      </w:pPr>
+      <w:r>
+        <w:rPr>
+          <w:rFonts w:ascii="MinionStd-Black" w:hAnsi="MinionStd-Black" w:cs="MinionStd-Black"/>
+          <w:sz w:val="36"/>
+          <w:szCs w:val="36"/>
+        </w:rPr>
+        <w:t>Decision variables</w:t>
+      </w:r>
+      <w:r>
+        <w:rPr>
+          <w:rFonts w:ascii="MinionStd-Black" w:hAnsi="MinionStd-Black" w:cs="MinionStd-Black"/>
+          <w:sz w:val="36"/>
+          <w:szCs w:val="36"/>
+        </w:rPr>
+        <w:t>:</w:t>
+      </w:r>
+    </w:p>
+    <w:p>
+      <w:pPr>
+        <w:rPr>
+          <w:rFonts w:ascii="MinionStd-Black" w:hAnsi="MinionStd-Black" w:cs="MinionStd-Black"/>
+          <w:sz w:val="36"/>
+          <w:szCs w:val="36"/>
+        </w:rPr>
+      </w:pPr>
+      <w:r>
+        <w:rPr>
+          <w:rFonts w:ascii="MinionStd-Black" w:hAnsi="MinionStd-Black" w:cs="MinionStd-Black"/>
+          <w:sz w:val="36"/>
+          <w:szCs w:val="36"/>
+        </w:rPr>
+        <w:t xml:space="preserve">Constraints: </w:t>
+      </w:r>
+    </w:p>
+    <w:p>
+      <w:pPr>
+        <w:rPr>
+          <w:rFonts w:ascii="URWPalladioL-Bold" w:hAnsi="URWPalladioL-Bold" w:cs="URWPalladioL-Bold"/>
+          <w:b/>
+          <w:bCs/>
+          <w:sz w:val="36"/>
+          <w:szCs w:val="36"/>
+        </w:rPr>
+      </w:pPr>
+    </w:p>
+    <w:p>
+      <w:pPr>
+        <w:rPr>
           <w:rFonts w:ascii="URWPalladioL-Bold" w:hAnsi="URWPalladioL-Bold" w:cs="URWPalladioL-Bold"/>
           <w:b/>
           <w:bCs/>
@@ -468,6 +528,68 @@
     <w:p>
       <w:pPr>
         <w:rPr>
+          <w:rFonts w:ascii="MinionStd-Black" w:hAnsi="MinionStd-Black" w:cs="MinionStd-Black"/>
+          <w:sz w:val="36"/>
+          <w:szCs w:val="36"/>
+        </w:rPr>
+      </w:pPr>
+      <w:r>
+        <w:rPr>
+          <w:rFonts w:ascii="MinionStd-Black" w:hAnsi="MinionStd-Black" w:cs="MinionStd-Black"/>
+          <w:sz w:val="36"/>
+          <w:szCs w:val="36"/>
+        </w:rPr>
+        <w:t>The objective function:</w:t>
+      </w:r>
+    </w:p>
+    <w:p>
+      <w:pPr>
+        <w:rPr>
+          <w:rFonts w:ascii="MinionStd-Black" w:hAnsi="MinionStd-Black" w:cs="MinionStd-Black"/>
+          <w:sz w:val="36"/>
+          <w:szCs w:val="36"/>
+        </w:rPr>
+      </w:pPr>
+      <w:r>
+        <w:rPr>
+          <w:rFonts w:ascii="MinionStd-Black" w:hAnsi="MinionStd-Black" w:cs="MinionStd-Black"/>
+          <w:sz w:val="36"/>
+          <w:szCs w:val="36"/>
+        </w:rPr>
+        <w:t>Decision variables:</w:t>
+      </w:r>
+    </w:p>
+    <w:p>
+      <w:pPr>
+        <w:rPr>
+          <w:rFonts w:ascii="MinionStd-Black" w:hAnsi="MinionStd-Black" w:cs="MinionStd-Black"/>
+          <w:sz w:val="36"/>
+          <w:szCs w:val="36"/>
+        </w:rPr>
+      </w:pPr>
+      <w:r>
+        <w:rPr>
+          <w:rFonts w:ascii="MinionStd-Black" w:hAnsi="MinionStd-Black" w:cs="MinionStd-Black"/>
+          <w:sz w:val="36"/>
+          <w:szCs w:val="36"/>
+        </w:rPr>
+        <w:t xml:space="preserve">Constraints: </w:t>
+      </w:r>
+    </w:p>
+    <w:p>
+      <w:pPr>
+        <w:rPr>
+          <w:rFonts w:ascii="URWPalladioL-Bold" w:hAnsi="URWPalladioL-Bold" w:cs="URWPalladioL-Bold"/>
+          <w:b/>
+          <w:bCs/>
+          <w:sz w:val="36"/>
+          <w:szCs w:val="36"/>
+        </w:rPr>
+      </w:pPr>
+    </w:p>
+    <w:p>
+      <w:pPr>
+        <w:rPr>
           <w:rFonts w:ascii="URWPalladioL-Bold" w:hAnsi="URWPalladioL-Bold" w:cs="URWPalladioL-Bold"/>
           <w:b/>
           <w:bCs/>
@@ -485,35 +607,239 @@
         </w:rPr>
         <w:t xml:space="preserve">4- </w:t>
       </w:r>
-      <w:proofErr w:type="gramStart"/>
-      <w:r>
-        <w:rPr>
-          <w:rFonts w:ascii="URWPalladioL-Bold" w:hAnsi="URWPalladioL-Bold" w:cs="URWPalladioL-Bold"/>
-          <w:b/>
-          <w:bCs/>
-          <w:sz w:val="36"/>
-          <w:szCs w:val="36"/>
-        </w:rPr>
-        <w:t>Multi-robot</w:t>
-      </w:r>
-      <w:proofErr w:type="gramEnd"/>
-      <w:r>
-        <w:rPr>
-          <w:rFonts w:ascii="URWPalladioL-Bold" w:hAnsi="URWPalladioL-Bold" w:cs="URWPalladioL-Bold"/>
-          <w:b/>
-          <w:bCs/>
-          <w:sz w:val="36"/>
-          <w:szCs w:val="36"/>
-        </w:rPr>
-        <w:t xml:space="preserve"> path planning using improved particle swarm</w:t>
-      </w:r>
-    </w:p>
-    <w:p>
-      <w:pPr>
-        <w:rPr>
-          <w:rFonts w:ascii="URWPalladioL-Bold" w:hAnsi="URWPalladioL-Bold" w:cs="URWPalladioL-Bold"/>
-          <w:b/>
-          <w:bCs/>
+      <w:r>
+        <w:rPr>
+          <w:rFonts w:ascii="URWPalladioL-Bold" w:hAnsi="URWPalladioL-Bold" w:cs="URWPalladioL-Bold"/>
+          <w:b/>
+          <w:bCs/>
+          <w:sz w:val="36"/>
+          <w:szCs w:val="36"/>
+        </w:rPr>
+        <w:t>Multi-robot path planning using improved particle swarm</w:t>
+      </w:r>
+    </w:p>
+    <w:p>
+      <w:pPr>
+        <w:rPr>
+          <w:rFonts w:ascii="URWPalladioL-Bold" w:hAnsi="URWPalladioL-Bold" w:cs="URWPalladioL-Bold"/>
+          <w:b/>
+          <w:bCs/>
+          <w:sz w:val="36"/>
+          <w:szCs w:val="36"/>
+        </w:rPr>
+      </w:pPr>
+      <w:r>
+        <w:rPr>
+          <w:rFonts w:ascii="URWPalladioL-Bold" w:hAnsi="URWPalladioL-Bold" w:cs="URWPalladioL-Bold"/>
+          <w:b/>
+          <w:bCs/>
+          <w:sz w:val="36"/>
+          <w:szCs w:val="36"/>
+        </w:rPr>
+        <w:t>optimization algorithm through novel evolutionary operators</w:t>
+      </w:r>
+    </w:p>
+    <w:p>
+      <w:pPr>
+        <w:rPr>
+          <w:rFonts w:ascii="MinionStd-Black" w:hAnsi="MinionStd-Black" w:cs="MinionStd-Black"/>
+          <w:sz w:val="36"/>
+          <w:szCs w:val="36"/>
+        </w:rPr>
+      </w:pPr>
+      <w:r>
+        <w:rPr>
+          <w:rFonts w:ascii="MinionStd-Black" w:hAnsi="MinionStd-Black" w:cs="MinionStd-Black"/>
+          <w:sz w:val="36"/>
+          <w:szCs w:val="36"/>
+        </w:rPr>
+        <w:t>The objective function:</w:t>
+      </w:r>
+    </w:p>
+    <w:p>
+      <w:pPr>
+        <w:rPr>
+          <w:rFonts w:ascii="MinionStd-Black" w:hAnsi="MinionStd-Black" w:cs="MinionStd-Black"/>
+          <w:sz w:val="36"/>
+          <w:szCs w:val="36"/>
+        </w:rPr>
+      </w:pPr>
+      <w:r>
+        <w:rPr>
+          <w:rFonts w:ascii="MinionStd-Black" w:hAnsi="MinionStd-Black" w:cs="MinionStd-Black"/>
+          <w:sz w:val="36"/>
+          <w:szCs w:val="36"/>
+        </w:rPr>
+        <w:t>Decision variables:</w:t>
+      </w:r>
+    </w:p>
+    <w:p>
+      <w:pPr>
+        <w:rPr>
+          <w:rFonts w:ascii="MinionStd-Black" w:hAnsi="MinionStd-Black" w:cs="MinionStd-Black"/>
+          <w:sz w:val="36"/>
+          <w:szCs w:val="36"/>
+        </w:rPr>
+      </w:pPr>
+      <w:r>
+        <w:rPr>
+          <w:rFonts w:ascii="MinionStd-Black" w:hAnsi="MinionStd-Black" w:cs="MinionStd-Black"/>
+          <w:sz w:val="36"/>
+          <w:szCs w:val="36"/>
+        </w:rPr>
+        <w:t xml:space="preserve">Constraints: </w:t>
+      </w:r>
+    </w:p>
+    <w:p>
+      <w:pPr>
+        <w:rPr>
+          <w:rFonts w:ascii="URWPalladioL-Bold" w:hAnsi="URWPalladioL-Bold" w:cs="URWPalladioL-Bold"/>
+          <w:b/>
+          <w:bCs/>
+          <w:sz w:val="36"/>
+          <w:szCs w:val="36"/>
+        </w:rPr>
+      </w:pPr>
+    </w:p>
+    <w:p>
+      <w:pPr>
+        <w:rPr>
+          <w:rFonts w:ascii="URWPalladioL-Bold" w:hAnsi="URWPalladioL-Bold" w:cs="URWPalladioL-Bold"/>
+          <w:b/>
+          <w:bCs/>
+          <w:sz w:val="36"/>
+          <w:szCs w:val="36"/>
+        </w:rPr>
+      </w:pPr>
+      <w:r>
+        <w:rPr>
+          <w:rFonts w:ascii="URWPalladioL-Bold" w:hAnsi="URWPalladioL-Bold" w:cs="URWPalladioL-Bold"/>
+          <w:b/>
+          <w:bCs/>
+          <w:sz w:val="36"/>
+          <w:szCs w:val="36"/>
+        </w:rPr>
+        <w:t xml:space="preserve">5- </w:t>
+      </w:r>
+      <w:r>
+        <w:rPr>
+          <w:rFonts w:ascii="URWPalladioL-Bold" w:hAnsi="URWPalladioL-Bold" w:cs="URWPalladioL-Bold"/>
+          <w:b/>
+          <w:bCs/>
+          <w:sz w:val="36"/>
+          <w:szCs w:val="36"/>
+        </w:rPr>
+        <w:t>A Distributed Approach to the Multi-Robot Task</w:t>
+      </w:r>
+    </w:p>
+    <w:p>
+      <w:pPr>
+        <w:rPr>
+          <w:rFonts w:ascii="URWPalladioL-Bold" w:hAnsi="URWPalladioL-Bold" w:cs="URWPalladioL-Bold"/>
+          <w:b/>
+          <w:bCs/>
+          <w:sz w:val="36"/>
+          <w:szCs w:val="36"/>
+        </w:rPr>
+      </w:pPr>
+      <w:r>
+        <w:rPr>
+          <w:rFonts w:ascii="URWPalladioL-Bold" w:hAnsi="URWPalladioL-Bold" w:cs="URWPalladioL-Bold"/>
+          <w:b/>
+          <w:bCs/>
+          <w:sz w:val="36"/>
+          <w:szCs w:val="36"/>
+        </w:rPr>
+        <w:t>Allocation Problem Using the Consensus-Based</w:t>
+      </w:r>
+    </w:p>
+    <w:p>
+      <w:pPr>
+        <w:rPr>
+          <w:rFonts w:ascii="URWPalladioL-Bold" w:hAnsi="URWPalladioL-Bold" w:cs="URWPalladioL-Bold"/>
+          <w:b/>
+          <w:bCs/>
+          <w:sz w:val="36"/>
+          <w:szCs w:val="36"/>
+        </w:rPr>
+      </w:pPr>
+      <w:r>
+        <w:rPr>
+          <w:rFonts w:ascii="URWPalladioL-Bold" w:hAnsi="URWPalladioL-Bold" w:cs="URWPalladioL-Bold"/>
+          <w:b/>
+          <w:bCs/>
+          <w:sz w:val="36"/>
+          <w:szCs w:val="36"/>
+        </w:rPr>
+        <w:t>Bundle Algorithm and Ant Colony System</w:t>
+      </w:r>
+    </w:p>
+    <w:p>
+      <w:pPr>
+        <w:rPr>
+          <w:rFonts w:ascii="MinionStd-Black" w:hAnsi="MinionStd-Black" w:cs="MinionStd-Black"/>
+          <w:sz w:val="36"/>
+          <w:szCs w:val="36"/>
+        </w:rPr>
+      </w:pPr>
+      <w:r>
+        <w:rPr>
+          <w:rFonts w:ascii="MinionStd-Black" w:hAnsi="MinionStd-Black" w:cs="MinionStd-Black"/>
+          <w:sz w:val="36"/>
+          <w:szCs w:val="36"/>
+        </w:rPr>
+        <w:t>The objective function:</w:t>
+      </w:r>
+    </w:p>
+    <w:p>
+      <w:pPr>
+        <w:rPr>
+          <w:rFonts w:ascii="MinionStd-Black" w:hAnsi="MinionStd-Black" w:cs="MinionStd-Black"/>
+          <w:sz w:val="36"/>
+          <w:szCs w:val="36"/>
+        </w:rPr>
+      </w:pPr>
+      <w:r>
+        <w:rPr>
+          <w:rFonts w:ascii="MinionStd-Black" w:hAnsi="MinionStd-Black" w:cs="MinionStd-Black"/>
+          <w:sz w:val="36"/>
+          <w:szCs w:val="36"/>
+        </w:rPr>
+        <w:t>Decision variables:</w:t>
+      </w:r>
+    </w:p>
+    <w:p>
+      <w:pPr>
+        <w:rPr>
+          <w:rFonts w:ascii="MinionStd-Black" w:hAnsi="MinionStd-Black" w:cs="MinionStd-Black"/>
+          <w:sz w:val="36"/>
+          <w:szCs w:val="36"/>
+        </w:rPr>
+      </w:pPr>
+      <w:r>
+        <w:rPr>
+          <w:rFonts w:ascii="MinionStd-Black" w:hAnsi="MinionStd-Black" w:cs="MinionStd-Black"/>
+          <w:sz w:val="36"/>
+          <w:szCs w:val="36"/>
+        </w:rPr>
+        <w:t xml:space="preserve">Constraints: </w:t>
+      </w:r>
+    </w:p>
+    <w:p>
+      <w:pPr>
+        <w:rPr>
+          <w:rFonts w:ascii="URWPalladioL-Bold" w:hAnsi="URWPalladioL-Bold" w:cs="URWPalladioL-Bold"/>
+          <w:b/>
+          <w:bCs/>
+          <w:sz w:val="36"/>
+          <w:szCs w:val="36"/>
+        </w:rPr>
+      </w:pPr>
+    </w:p>
+    <w:p>
+      <w:pPr>
+        <w:rPr>
+          <w:rFonts w:ascii="MinionStd-Black" w:hAnsi="MinionStd-Black" w:cs="MinionStd-Black"/>
           <w:sz w:val="36"/>
           <w:szCs w:val="36"/>
         </w:rPr>
@@ -527,98 +853,6 @@
           <w:szCs w:val="36"/>
         </w:rPr>
         <w:lastRenderedPageBreak/>
-        <w:t>optimization algorithm through novel evolutionary operators</w:t>
-      </w:r>
-    </w:p>
-    <w:p>
-      <w:pPr>
-        <w:rPr>
-          <w:rFonts w:ascii="URWPalladioL-Bold" w:hAnsi="URWPalladioL-Bold" w:cs="URWPalladioL-Bold"/>
-          <w:b/>
-          <w:bCs/>
-          <w:sz w:val="36"/>
-          <w:szCs w:val="36"/>
-        </w:rPr>
-      </w:pPr>
-      <w:r>
-        <w:rPr>
-          <w:rFonts w:ascii="URWPalladioL-Bold" w:hAnsi="URWPalladioL-Bold" w:cs="URWPalladioL-Bold"/>
-          <w:b/>
-          <w:bCs/>
-          <w:sz w:val="36"/>
-          <w:szCs w:val="36"/>
-        </w:rPr>
-        <w:t xml:space="preserve">5- </w:t>
-      </w:r>
-      <w:r>
-        <w:rPr>
-          <w:rFonts w:ascii="URWPalladioL-Bold" w:hAnsi="URWPalladioL-Bold" w:cs="URWPalladioL-Bold"/>
-          <w:b/>
-          <w:bCs/>
-          <w:sz w:val="36"/>
-          <w:szCs w:val="36"/>
-        </w:rPr>
-        <w:t>A Distributed Approach to the Multi-Robot Task</w:t>
-      </w:r>
-    </w:p>
-    <w:p>
-      <w:pPr>
-        <w:rPr>
-          <w:rFonts w:ascii="URWPalladioL-Bold" w:hAnsi="URWPalladioL-Bold" w:cs="URWPalladioL-Bold"/>
-          <w:b/>
-          <w:bCs/>
-          <w:sz w:val="36"/>
-          <w:szCs w:val="36"/>
-        </w:rPr>
-      </w:pPr>
-      <w:r>
-        <w:rPr>
-          <w:rFonts w:ascii="URWPalladioL-Bold" w:hAnsi="URWPalladioL-Bold" w:cs="URWPalladioL-Bold"/>
-          <w:b/>
-          <w:bCs/>
-          <w:sz w:val="36"/>
-          <w:szCs w:val="36"/>
-        </w:rPr>
-        <w:t>Allocation Problem Using the Consensus-Based</w:t>
-      </w:r>
-    </w:p>
-    <w:p>
-      <w:pPr>
-        <w:rPr>
-          <w:rFonts w:ascii="URWPalladioL-Bold" w:hAnsi="URWPalladioL-Bold" w:cs="URWPalladioL-Bold"/>
-          <w:b/>
-          <w:bCs/>
-          <w:sz w:val="36"/>
-          <w:szCs w:val="36"/>
-        </w:rPr>
-      </w:pPr>
-      <w:r>
-        <w:rPr>
-          <w:rFonts w:ascii="URWPalladioL-Bold" w:hAnsi="URWPalladioL-Bold" w:cs="URWPalladioL-Bold"/>
-          <w:b/>
-          <w:bCs/>
-          <w:sz w:val="36"/>
-          <w:szCs w:val="36"/>
-        </w:rPr>
-        <w:t>Bundle Algorithm and Ant Colony System</w:t>
-      </w:r>
-    </w:p>
-    <w:p>
-      <w:pPr>
-        <w:rPr>
-          <w:rFonts w:ascii="MinionStd-Black" w:hAnsi="MinionStd-Black" w:cs="MinionStd-Black"/>
-          <w:sz w:val="36"/>
-          <w:szCs w:val="36"/>
-        </w:rPr>
-      </w:pPr>
-      <w:r>
-        <w:rPr>
-          <w:rFonts w:ascii="URWPalladioL-Bold" w:hAnsi="URWPalladioL-Bold" w:cs="URWPalladioL-Bold"/>
-          <w:b/>
-          <w:bCs/>
-          <w:sz w:val="36"/>
-          <w:szCs w:val="36"/>
-        </w:rPr>
         <w:t>6-</w:t>
       </w:r>
     </w:p>
